--- a/01_Research_Paper/Research_Paper_Draft.docx
+++ b/01_Research_Paper/Research_Paper_Draft.docx
@@ -15406,7 +15406,7 @@
         <w:t xml:space="preserve">-14</w:t>
       </w:r>
       <w:r>
-        <w:t xml:space="preserve">. The af-1 diet bound (295.93153) equals Baron's bound. Re-running the final code reproduces the stored per-run results bit-for-bit. Listings 1–3 show key code and console output. The full code, logs and per-run CSV files are in the submission folder.</w:t>
+        <w:t xml:space="preserve">. The af-1 diet bound (295.93153) equals Baron's bound. Re-running the final code (run_all.py or the notebook IA2_Demo_Colab.ipynb) reproduces the stored per-run costs exactly on 10 of 11 instances; on af-7b-fs, the largest, the IA-1 limit of 3 s per LP is sometimes hit on a busier machine, so a few runs differ slightly (≤ 0.015% in cost in our test). Listings 1–3 show key code and console output. The full code, logs and per-run CSV files are in the submission folder.</w:t>
       </w:r>
     </w:p>
     <w:p>

--- a/01_Research_Paper/Research_Paper_Draft.docx
+++ b/01_Research_Paper/Research_Paper_Draft.docx
@@ -10052,7 +10052,7 @@
                 <w:sz w:val="18"/>
                 <w:szCs w:val="18"/>
               </w:rPr>
-              <w:t xml:space="preserve">af-1, af-3, af-4, af-5, af-5-fs, af-6-fs, af-7, af-7b (Grothey &amp; McKinnon [10]); the same files as IA-1</w:t>
+              <w:t xml:space="preserve">all 11 af-series instances of [1]: af-1, af-2, af-3, af-4, af-5, af-5-fs, af-6-f (= the paper's af-6), af-6-fs, af-7, af-7b, af-7b-fs (Grothey &amp; McKinnon [10]); af-1 is the IA-1 validation instance</w:t>
             </w:r>
           </w:p>
         </w:tc>

--- a/01_Research_Paper/Research_Paper_Draft.docx
+++ b/01_Research_Paper/Research_Paper_Draft.docx
@@ -49208,7 +49208,7 @@
         <w:jc w:val="both"/>
       </w:pPr>
       <w:r>
-        <w:t xml:space="preserve">All final IA-2 deliverables are in the group's Google Drive folder (access: anyone with the link – viewer): [paste the Google Drive folder link]. Source code online (GitHub, with a runnable Google Colab notebook IA2_Demo_Colab.ipynb): [paste the GitHub repository link]. The folder structure is:</w:t>
+        <w:t xml:space="preserve">All final IA-2 deliverables are in the group's Google Drive folder (access: anyone with the link – viewer): [paste the Google Drive folder link]. Source code online (GitHub, with a runnable Google Colab notebook IA2_Demo_Colab.ipynb): https://github.com/razzantambe/OPT-09-IA2-Pooling-SLP. The folder structure is:</w:t>
       </w:r>
     </w:p>
     <w:p>
